--- a/az/discovery-articles/1.9 Çap dəzgahı.docx
+++ b/az/discovery-articles/1.9 Çap dəzgahı.docx
@@ -4,527 +4,350 @@
   <w:body>
     <w:p>
       <w:pPr>
-        <w:keepNext/>
-        <w:spacing w:before="280" w:after="120"/>
+        <w:pStyle w:val="Title"/>
+        <w:widowControl/>
       </w:pPr>
       <w:r>
-        <w:rPr>
-          <w:rFonts w:ascii="Calibri" w:hAnsi="Calibri" w:eastAsia="Calibri"/>
-          <w:b/>
-          <w:i w:val="0"/>
-          <w:color w:val="004E8C"/>
-          <w:sz w:val="44"/>
-        </w:rPr>
         <w:t>1.9 Çap dəzgahı</w:t>
       </w:r>
     </w:p>
     <w:p>
       <w:pPr>
-        <w:spacing w:after="80"/>
+        <w:keepNext/>
+        <w:widowControl/>
       </w:pPr>
       <w:r>
         <w:rPr>
-          <w:rFonts w:ascii="Calibri" w:hAnsi="Calibri" w:eastAsia="Calibri"/>
-          <w:b w:val="0"/>
-          <w:i/>
-          <w:color w:val="505050"/>
-          <w:sz w:val="22"/>
+          <w:sz w:val="20"/>
         </w:rPr>
-        <w:t>1. Sivilizasiyanın təməlləri</w:t>
-      </w:r>
-    </w:p>
-    <w:p>
-      <w:pPr>
-        <w:spacing w:after="200"/>
-      </w:pPr>
-      <w:r>
-        <w:rPr>
-          <w:rFonts w:ascii="Calibri" w:hAnsi="Calibri" w:eastAsia="Calibri"/>
-          <w:b w:val="0"/>
-          <w:i/>
-          <w:sz w:val="22"/>
-        </w:rPr>
-        <w:t>Dövr: eramızın təxminən 1440-cı ili (Qutenberqin Avropada hərəkətli şriftli çap dəzgahı); Çində hərəkətli şrift — eramızın təxminən 1040-cı ili | Əsas adlar: İohann Qutenberq (Avropa); Bi Şen (Çin, təxminən 1040-cı il — daha erkən hərəkətli şrift)</w:t>
-      </w:r>
-    </w:p>
-    <w:p>
-      <w:pPr>
-        <w:spacing w:after="160" w:line="276" w:lineRule="auto"/>
-      </w:pPr>
-      <w:r>
-        <w:rPr>
-          <w:rFonts w:ascii="Calibri" w:hAnsi="Calibri" w:eastAsia="Calibri"/>
-          <w:b w:val="0"/>
-          <w:i w:val="0"/>
-          <w:sz w:val="22"/>
-        </w:rPr>
-        <w:t>Ayrı-ayrı metal hərflərdən yığılan səhifə ilə işləyən çap dəzgahı mətni əl ilə köçürməyə nisbətən qat-qat az əmək sərf etməklə çoxsaylı nüsxələr hazırlamağa imkan verir. XV əsrdə İohann Qutenberqin emalatxanası kitabları ucuzlaşdırdı, ideyaların yayılmasının qarşısını almağı isə çətinləşdirdi.</w:t>
+        <w:t>1 Sivilizasiyanın təməlləri</w:t>
       </w:r>
     </w:p>
     <w:p>
       <w:pPr>
         <w:keepNext/>
-        <w:spacing w:before="240" w:after="120"/>
+        <w:widowControl/>
       </w:pPr>
       <w:r>
         <w:rPr>
-          <w:rFonts w:ascii="Calibri" w:hAnsi="Calibri" w:eastAsia="Calibri"/>
-          <w:b/>
-          <w:i w:val="0"/>
-          <w:color w:val="004E8C"/>
-          <w:sz w:val="28"/>
+          <w:sz w:val="20"/>
         </w:rPr>
-        <w:t>Əsas faktlar</w:t>
+        <w:t>Dövr: təxminən 1440-cı il (Avropada Qutenberqin yığılan şriftli dəzgahı); təxminən 1040-cı il (Çində yığılan şrift) | Əsas şəxslər: Avropada Yohannes Qutenberq; Çində Bi Şen</w:t>
+      </w:r>
+    </w:p>
+    <w:p>
+      <w:pPr>
+        <w:widowControl/>
+      </w:pPr>
+      <w:r>
+        <w:t>Ayrı-ayrı metal hərflərdən yığılan şriftlə işləyən çap dəzgahı səhifəni əl ilə köçürməkdən qat-qat az zəhmətlə çoxaltmağa imkan verir. XV əsrdə Yohannes Qutenberqin emalatxanası kitabları ucuzlaşdırdı, fikirlərin yayılmasını məhdudlaşdırmağı isə çətinləşdirdi.</w:t>
+      </w:r>
+    </w:p>
+    <w:p>
+      <w:pPr>
+        <w:pStyle w:val="Heading1"/>
+        <w:widowControl/>
+      </w:pPr>
+      <w:r>
+        <w:t>Əsas məlumatlar</w:t>
       </w:r>
     </w:p>
     <w:p>
       <w:pPr>
         <w:pStyle w:val="ListBullet"/>
+        <w:widowControl/>
       </w:pPr>
       <w:r>
-        <w:rPr>
-          <w:rFonts w:ascii="Calibri" w:hAnsi="Calibri" w:eastAsia="Calibri"/>
-          <w:b w:val="0"/>
-          <w:i w:val="0"/>
-          <w:sz w:val="22"/>
-        </w:rPr>
-        <w:t>Şərqi Asiyada taxta qəliblə çap, Çində isə hərəkətli şrift Avropadan əsrlər əvvəl istifadə olunub</w:t>
+        <w:t>Şərqi Asiyada taxta qəliblə çapdan, Çində isə yığılan şriftdən əsrlərlə əvvəl istifadə olunurdu.</w:t>
       </w:r>
     </w:p>
     <w:p>
       <w:pPr>
         <w:pStyle w:val="ListBullet"/>
+        <w:widowControl/>
       </w:pPr>
       <w:r>
-        <w:rPr>
-          <w:rFonts w:ascii="Calibri" w:hAnsi="Calibri" w:eastAsia="Calibri"/>
-          <w:b w:val="0"/>
-          <w:i w:val="0"/>
-          <w:sz w:val="22"/>
-        </w:rPr>
-        <w:t>XI əsrdə Bi Şen bişmiş gildən ayrı-ayrı şrift işarələri hazırlayıb</w:t>
+        <w:t>XI əsrdə Bi Şen ayrı-ayrı keramika işarələrindən yığılan şrift hazırladı.</w:t>
       </w:r>
     </w:p>
     <w:p>
       <w:pPr>
         <w:pStyle w:val="ListBullet"/>
+        <w:widowControl/>
       </w:pPr>
       <w:r>
-        <w:rPr>
-          <w:rFonts w:ascii="Calibri" w:hAnsi="Calibri" w:eastAsia="Calibri"/>
-          <w:b w:val="0"/>
-          <w:i w:val="0"/>
-          <w:sz w:val="22"/>
-        </w:rPr>
-        <w:t>Qutenberq 1440–1450-ci illərdə Maynsda metal şrifti, yağ əsaslı mürəkkəbi və çap dəzgahını vahid sistemdə birləşdirib</w:t>
+        <w:t>Qutenberq təxminən 1440–1450-ci illərdə Maynsda metal şrifti, yağ əsaslı mürəkkəbi və dəzgahı birləşdirdi.</w:t>
       </w:r>
     </w:p>
     <w:p>
       <w:pPr>
         <w:pStyle w:val="ListBullet"/>
+        <w:widowControl/>
       </w:pPr>
       <w:r>
-        <w:rPr>
-          <w:rFonts w:ascii="Calibri" w:hAnsi="Calibri" w:eastAsia="Calibri"/>
-          <w:b w:val="0"/>
-          <w:i w:val="0"/>
-          <w:sz w:val="22"/>
-        </w:rPr>
-        <w:t>42 sətirlik Bibliya böyük həcmli kitabın çoxsaylı nüsxələrdə istehsal oluna bildiyini göstərib</w:t>
+        <w:t>42 sətirlik Bibliya böyük bir kitabın çoxlu nüsxədə istehsal oluna bildiyini göstərdi.</w:t>
       </w:r>
     </w:p>
     <w:p>
       <w:pPr>
         <w:pStyle w:val="ListBullet"/>
+        <w:widowControl/>
       </w:pPr>
       <w:r>
-        <w:rPr>
-          <w:rFonts w:ascii="Calibri" w:hAnsi="Calibri" w:eastAsia="Calibri"/>
-          <w:b w:val="0"/>
-          <w:i w:val="0"/>
-          <w:sz w:val="22"/>
-        </w:rPr>
-        <w:t>Çap Avropada elmin, xəbərlərin və dini müzakirələrin yayılmasını sürətləndirib</w:t>
+        <w:t>Çap Avropada elmin, xəbərlərin və dini müzakirələrin yayılmasını sürətləndirdi.</w:t>
       </w:r>
     </w:p>
     <w:p>
       <w:pPr>
-        <w:keepNext/>
-        <w:spacing w:before="240" w:after="120"/>
+        <w:pStyle w:val="Heading1"/>
+        <w:widowControl/>
       </w:pPr>
       <w:r>
-        <w:rPr>
-          <w:rFonts w:ascii="Calibri" w:hAnsi="Calibri" w:eastAsia="Calibri"/>
-          <w:b/>
-          <w:i w:val="0"/>
-          <w:color w:val="004E8C"/>
-          <w:sz w:val="28"/>
-        </w:rPr>
         <w:t>Bu nədir</w:t>
       </w:r>
     </w:p>
     <w:p>
       <w:pPr>
-        <w:spacing w:after="160" w:line="276" w:lineRule="auto"/>
+        <w:widowControl/>
       </w:pPr>
       <w:r>
-        <w:rPr>
-          <w:rFonts w:ascii="Calibri" w:hAnsi="Calibri" w:eastAsia="Calibri"/>
-          <w:b w:val="0"/>
-          <w:i w:val="0"/>
-          <w:sz w:val="22"/>
-        </w:rPr>
-        <w:t>Çap dəzgahı mürəkkəb çəkilmiş şrifti və ya oyma qəlibi kağıza basan maşındır. Hərəkətli şriftdə hər bir hərf ayrıca hissədir və yeni səhifə üçün yenidən düzülə bilər. Səhifə bir dəfə yığıldıqdan sonra gün ərzində çoxlu nüsxə çap etmək mümkündür. Əlyazmanın tək nüsxə olmasından fərqli olaraq burada bir səhifədən bütöv tiraj hazırlanır. Çap dəzgahı ideya yaratmır; onu çoxaldıb geniş auditoriyaya çatdırır.</w:t>
+        <w:t>Çap dəzgahı mürəkkəblənmiş hərfləri və ya oyma qəlibi kağıza sıxan qurğudur. Yığılan şriftdə hər hərf ayrı bir hissədir və yeni səhifə üçün yenidən düzülə bilər. Səhifə bir dəfə yığıldıqdan sonra gün ərzində çoxlu nüsxə çap etmək olur. Tək əlyazma ilə çoxsaylı tiraj arasındakı fərq budur. Bunu hər səhifə üçün yenidən düzülən möhür dəsti kimi təsəvvür etmək olar. Dəzgah fikir yaratmır, onu çoxaldır.</w:t>
       </w:r>
     </w:p>
     <w:p>
       <w:pPr>
-        <w:keepNext/>
-        <w:spacing w:before="240" w:after="120"/>
+        <w:pStyle w:val="Heading1"/>
+        <w:widowControl/>
       </w:pPr>
       <w:r>
-        <w:rPr>
-          <w:rFonts w:ascii="Calibri" w:hAnsi="Calibri" w:eastAsia="Calibri"/>
-          <w:b/>
-          <w:i w:val="0"/>
-          <w:color w:val="004E8C"/>
-          <w:sz w:val="28"/>
-        </w:rPr>
-        <w:t>Onu kim kəşf və ya ixtira edib</w:t>
+        <w:t>Kim kəşf edib və ya yaradıb</w:t>
       </w:r>
     </w:p>
     <w:p>
       <w:pPr>
-        <w:spacing w:after="160" w:line="276" w:lineRule="auto"/>
+        <w:widowControl/>
       </w:pPr>
       <w:r>
-        <w:rPr>
-          <w:rFonts w:ascii="Calibri" w:hAnsi="Calibri" w:eastAsia="Calibri"/>
-          <w:b w:val="0"/>
-          <w:i w:val="0"/>
-          <w:sz w:val="22"/>
-        </w:rPr>
-        <w:t>Çində Bi Şen (Bi Sheng) XI əsrdə bişmiş gildən hərəkətli şrift hazırladı, Koreyada isə sonralar metal şriftdən istifadə olundu. Taxta qəliblə çap həmin dövrdə Şərqi Asiyada artıq qədim ənənəyə malik idi. Avropada Mayns şəhərindən olan İohann Qutenberq 1440–1450-ci illərdə davamlı metal şrifti, uyğun mürəkkəbi və şərabçılıq və ya kağız istehsalı avadanlığından uyğunlaşdırılmış dəzgahı vahid sistemdə birləşdirdi. O, çapı sıfırdan yaratmadı; Avropa əlifbasına və bazarına uyğun bütöv istehsal sistemi qurdu.</w:t>
+        <w:t>XI əsrdə Çində Bi Şen bişmiş gildən yığılan şrift yaratdı; sonralar Koreyada metal şriftdən istifadə olundu. Şərqi Asiyada taxta qəliblə çapın artıq uzun tarixi vardı. Avropada Maynslı Yohannes Qutenberq 1440–1450-ci illərdə davamlı metal hərfləri, uyğun mürəkkəbi və şərabçılıq və ya kağız istehsalı avadanlığından uyğunlaşdırılmış presi birləşdirdi. O, çapı sıfırdan yaratmadı; Avropa əlifbalarına və bazarına uyğun bütöv sistem qurdu.</w:t>
       </w:r>
     </w:p>
     <w:p>
       <w:pPr>
-        <w:keepNext/>
-        <w:spacing w:before="240" w:after="120"/>
+        <w:pStyle w:val="Heading1"/>
+        <w:widowControl/>
       </w:pPr>
       <w:r>
-        <w:rPr>
-          <w:rFonts w:ascii="Calibri" w:hAnsi="Calibri" w:eastAsia="Calibri"/>
-          <w:b/>
-          <w:i w:val="0"/>
-          <w:color w:val="004E8C"/>
-          <w:sz w:val="28"/>
-        </w:rPr>
-        <w:t>Nə vaxt və necə meydana gəlib</w:t>
+        <w:t>Nə vaxt və necə yaranıb</w:t>
       </w:r>
     </w:p>
     <w:p>
       <w:pPr>
-        <w:spacing w:after="160" w:line="276" w:lineRule="auto"/>
+        <w:widowControl/>
       </w:pPr>
       <w:r>
-        <w:rPr>
-          <w:rFonts w:ascii="Calibri" w:hAnsi="Calibri" w:eastAsia="Calibri"/>
-          <w:b w:val="0"/>
-          <w:i w:val="0"/>
-          <w:sz w:val="22"/>
-        </w:rPr>
-        <w:t>Qutenberqin məşhur 42 sətirlik Bibliyası təxminən 1455-ci ildə çap olundu. Bir neçə onillik ərzində Avropanın müxtəlif şəhərlərində mətbəələr fəaliyyətə başladı. Mətnlərə tələbat, kağızın əlçatan olması və metal ustalarının zəngin sənətkarlıq ənənəsi bu inkişafı dəstəklədi. Hərflərinin sayı nisbətən az olan əlifba hərəkətli şrift üçün xüsusilə əlverişli idi. Müharibələr və ticarət çap kitablarını hər hansı bir emalatxananın əhatə edə biləcəyindən qat-qat uzaqlara apardı.</w:t>
+        <w:t>Qutenberqin məşhur 42 sətirlik Bibliyası təxminən 1455-ci ildə nəşr olundu. Bir neçə onillik ərzində Avropanın müxtəlif şəhərlərində çap dəzgahları yarandı. Mətnlərə tələbat, kağızın əlçatanlığı və metal ustalığının inkişafı buna kömək etdi. Hərflərinin sayı nisbətən az olan əlifba yığılan şriftə xüsusilə uyğun idi. Müharibələr və ticarət çap kitablarını tək bir emalatxananın çata biləcəyindən daha uzaqlara apardı.</w:t>
       </w:r>
     </w:p>
     <w:p>
       <w:pPr>
-        <w:keepNext/>
-        <w:spacing w:before="240" w:after="120"/>
+        <w:pStyle w:val="Heading1"/>
+        <w:widowControl/>
       </w:pPr>
       <w:r>
-        <w:rPr>
-          <w:rFonts w:ascii="Calibri" w:hAnsi="Calibri" w:eastAsia="Calibri"/>
-          <w:b/>
-          <w:i w:val="0"/>
-          <w:color w:val="004E8C"/>
-          <w:sz w:val="28"/>
-        </w:rPr>
-        <w:t>Elmi baxımdan əhəmiyyəti</w:t>
+        <w:t>Elm üçün əhəmiyyəti</w:t>
       </w:r>
     </w:p>
     <w:p>
       <w:pPr>
-        <w:spacing w:after="160" w:line="276" w:lineRule="auto"/>
+        <w:widowControl/>
       </w:pPr>
       <w:r>
-        <w:rPr>
-          <w:rFonts w:ascii="Calibri" w:hAnsi="Calibri" w:eastAsia="Calibri"/>
-          <w:b w:val="0"/>
-          <w:i w:val="0"/>
-          <w:sz w:val="22"/>
-        </w:rPr>
-        <w:t>Çap mətnləri standartlaşdırdı: iki oxucu eyni səhifə nömrələrinə istinad edə və səhvləri müqayisə yolu ilə aşkar edə bilirdi. Elmi sxemlər, xəritələr və cədvəllər geniş paylaşılmağa başladı. Elizabet Ayzenstayn və başqa tarixçilər çapın Reformasiya, elmi inqilab və müasir ictimai fikrin formalaşmasında mühüm dəyişiklik amili olduğunu göstəriblər. Dəqiqlik yenə də şrifti yığan ustadan asılı idi, lakin hər nüsxənin maya dəyəri kəskin azaldı.</w:t>
+        <w:t>Çap mətnlərin eyni şəkildə yayılmasına imkan verdi: iki oxucu eyni səhifə nömrələrinə baxıb səhvləri aşkar edə bilirdi. Elmi sxemlər, xəritələr və cədvəllər paylaşılırdı. Elizabet Ayzenştayn və başqa tarixçilər çapın Reformasiyada, elmi inqilabda və müasir ictimaiyyətin formalaşmasında dəyişdirici rol oynadığını irəli sürüblər. Dəqiqlik yenə də hərfləri yığan ustadan asılı idi, lakin bir nüsxənin qiyməti kəskin azaldı.</w:t>
       </w:r>
     </w:p>
     <w:p>
       <w:pPr>
-        <w:keepNext/>
-        <w:spacing w:before="240" w:after="120"/>
+        <w:pStyle w:val="Heading1"/>
+        <w:widowControl/>
       </w:pPr>
       <w:r>
-        <w:rPr>
-          <w:rFonts w:ascii="Calibri" w:hAnsi="Calibri" w:eastAsia="Calibri"/>
-          <w:b/>
-          <w:i w:val="0"/>
-          <w:color w:val="004E8C"/>
-          <w:sz w:val="28"/>
-        </w:rPr>
-        <w:t>Sonrakı inkişaflara necə təsir göstərib</w:t>
+        <w:t>Sonrakı inkişafa təsiri</w:t>
       </w:r>
     </w:p>
     <w:p>
       <w:pPr>
-        <w:spacing w:after="160" w:line="276" w:lineRule="auto"/>
+        <w:widowControl/>
       </w:pPr>
       <w:r>
-        <w:rPr>
-          <w:rFonts w:ascii="Calibri" w:hAnsi="Calibri" w:eastAsia="Calibri"/>
-          <w:b w:val="0"/>
-          <w:i w:val="0"/>
-          <w:sz w:val="22"/>
-        </w:rPr>
-        <w:t>Qəzetlər, broşürlər, romanlar və məktəb dərslikləri çap dəzgahının bəhrəsidir. Sonralar rotasiya dəzgahları, linotip, ofset çapı və rəqəmsal çap yarandı. Bir dəfə hazırlanmış məzmunun çoxsaylı nüsxədə yayılması prinsipi radio-televiziya yayımında və internetdə də görünür. Masaüstü nəşriyyat sistemləri və lazer printerləri çap imkanını hər bir ofisə gətirdi.</w:t>
+        <w:t>Qəzetlər, broşürlər, romanlar və dərsliklər çap dəzgahının yaratdığı imkanlarla yayıldı. Sonra rotasiya dəzgahları, linotip, ofset və rəqəmsal çap yarandı. Bir dəfə hazırlayıb çoxsaylı nüsxəyə çatdırmaq prinsipi yayımda və internetdə də görünür. Kompüterlə nəşrə hazırlıq və lazer printerləri çap imkanını ofislərə gətirdi.</w:t>
       </w:r>
     </w:p>
     <w:p>
       <w:pPr>
-        <w:keepNext/>
-        <w:spacing w:before="240" w:after="120"/>
+        <w:pStyle w:val="Heading1"/>
+        <w:widowControl/>
       </w:pPr>
       <w:r>
-        <w:rPr>
-          <w:rFonts w:ascii="Calibri" w:hAnsi="Calibri" w:eastAsia="Calibri"/>
-          <w:b/>
-          <w:i w:val="0"/>
-          <w:color w:val="004E8C"/>
-          <w:sz w:val="28"/>
-        </w:rPr>
         <w:t>İnsan həyatını necə dəyişib</w:t>
       </w:r>
     </w:p>
     <w:p>
       <w:pPr>
-        <w:spacing w:after="160" w:line="276" w:lineRule="auto"/>
+        <w:widowControl/>
       </w:pPr>
       <w:r>
-        <w:rPr>
-          <w:rFonts w:ascii="Calibri" w:hAnsi="Calibri" w:eastAsia="Calibri"/>
-          <w:b w:val="0"/>
-          <w:i w:val="0"/>
-          <w:sz w:val="22"/>
-        </w:rPr>
-        <w:t>Kitabların ucuzlaşması savadlılığın yayılmasına və geniş oxucu kütləsinin yaranmasına kömək etdi. Eyni zamanda təbliğat, senzura mübarizəsi və müəllif hüquqları ilə bağlı mübahisələr də genişləndi. Daha çox insan eyni mətni əldə edə bildiyi üçün din, elm və siyasət ətrafında müzakirələr gücləndi. Qəzetlər, daha sonra isə ucuz cildli kitablar gündəlik həyatın bir hissəsinə çevrildi. Çap dəzgahı insanları öz-özlüyündə daha müdrik etmədi, lakin biliklərin uzaqlara yayılmasına imkan verdi.</w:t>
+        <w:t>Ucuz kitablar savadlanmanı genişləndirdi və oxucu kütləsi yaratdı. Təbliğatın yayılması, senzura mübarizələri və müəlliflik hüququ mübahisələri də artdı. Daha çox insan eyni mətni oxuya bildiyi üçün din, elm və siyasət ətrafında müzakirələr gücləndi. Qəzetlər və sonralar ucuz yumşaq üzlü kitablar gündəlik həyata daxil oldu. Çap insanları öz-özünə daha müdrik etmədi, amma biliyin uzaqlara yayılmasını mümkün etdi.</w:t>
       </w:r>
     </w:p>
     <w:p>
       <w:pPr>
-        <w:keepNext/>
-        <w:spacing w:before="240" w:after="120"/>
+        <w:pStyle w:val="Heading1"/>
+        <w:widowControl/>
       </w:pPr>
       <w:r>
-        <w:rPr>
-          <w:rFonts w:ascii="Calibri" w:hAnsi="Calibri" w:eastAsia="Calibri"/>
-          <w:b/>
-          <w:i w:val="0"/>
-          <w:color w:val="004E8C"/>
-          <w:sz w:val="28"/>
-        </w:rPr>
         <w:t>Mənbələr və istinadlar</w:t>
       </w:r>
     </w:p>
     <w:p>
       <w:pPr>
-        <w:keepNext/>
-        <w:spacing w:before="240" w:after="120"/>
+        <w:pStyle w:val="Heading2"/>
+        <w:widowControl/>
       </w:pPr>
       <w:r>
         <w:rPr>
-          <w:rFonts w:ascii="Calibri" w:hAnsi="Calibri" w:eastAsia="Calibri"/>
-          <w:b/>
-          <w:i w:val="0"/>
-          <w:color w:val="004E8C"/>
-          <w:sz w:val="24"/>
+          <w:sz w:val="20"/>
         </w:rPr>
-        <w:t>A. Kitablar və əsas elmi əsərlər</w:t>
+        <w:t>A Kitablar və əsas elmi əsərlər</w:t>
       </w:r>
     </w:p>
     <w:p>
       <w:pPr>
-        <w:spacing w:after="80"/>
-        <w:ind w:left="360"/>
+        <w:widowControl/>
       </w:pPr>
       <w:r>
         <w:rPr>
-          <w:rFonts w:ascii="Calibri" w:hAnsi="Calibri" w:eastAsia="Calibri"/>
-          <w:b w:val="0"/>
-          <w:i w:val="0"/>
-          <w:sz w:val="22"/>
+          <w:sz w:val="20"/>
         </w:rPr>
         <w:t>1. Eisenstein, Elizabeth L. The Printing Press as an Agent of Change. Cambridge: Cambridge University Press, 1979.</w:t>
       </w:r>
     </w:p>
     <w:p>
       <w:pPr>
-        <w:keepNext/>
-        <w:spacing w:before="240" w:after="120"/>
+        <w:pStyle w:val="Heading2"/>
+        <w:widowControl/>
       </w:pPr>
       <w:r>
         <w:rPr>
-          <w:rFonts w:ascii="Calibri" w:hAnsi="Calibri" w:eastAsia="Calibri"/>
-          <w:b/>
-          <w:i w:val="0"/>
-          <w:color w:val="004E8C"/>
-          <w:sz w:val="24"/>
+          <w:sz w:val="20"/>
         </w:rPr>
-        <w:t>C. Təşkilatların materialları və ensiklopedik mənbələr</w:t>
+        <w:t>C Qurumların materialları və ensiklopedik mənbələr</w:t>
       </w:r>
     </w:p>
     <w:p>
       <w:pPr>
-        <w:spacing w:after="80"/>
-        <w:ind w:left="360"/>
+        <w:widowControl/>
       </w:pPr>
       <w:r>
         <w:rPr>
-          <w:rFonts w:ascii="Calibri" w:hAnsi="Calibri" w:eastAsia="Calibri"/>
-          <w:b w:val="0"/>
-          <w:i w:val="0"/>
-          <w:sz w:val="22"/>
+          <w:sz w:val="20"/>
         </w:rPr>
-        <w:t>1. Encyclopaedia Britannica. “Printing press” (“Çap dəzgahı”).</w:t>
-      </w:r>
-      <w:r>
-        <w:rPr>
-          <w:rFonts w:ascii="Calibri" w:hAnsi="Calibri" w:eastAsia="Calibri"/>
-          <w:b w:val="0"/>
-          <w:i w:val="0"/>
-          <w:sz w:val="22"/>
-        </w:rPr>
-        <w:t xml:space="preserve"> </w:t>
+        <w:t xml:space="preserve">1. Encyclopaedia Britannica. 'Printing press.' </w:t>
       </w:r>
       <w:hyperlink r:id="rId9">
         <w:r>
           <w:rPr>
-            <w:rFonts w:ascii="Calibri" w:hAnsi="Calibri" w:eastAsia="Calibri"/>
-            <w:b w:val="0"/>
-            <w:i w:val="0"/>
-            <w:sz w:val="22"/>
-            <w:color w:val="0563C1"/>
-            <w:u w:val="single"/>
+            <w:sz w:val="20"/>
           </w:rPr>
           <w:t>https://www.britannica.com/technology/printing-press</w:t>
         </w:r>
       </w:hyperlink>
-    </w:p>
-    <w:p>
-      <w:pPr>
-        <w:keepNext/>
-        <w:spacing w:before="240" w:after="120"/>
-      </w:pPr>
       <w:r>
         <w:rPr>
-          <w:rFonts w:ascii="Calibri" w:hAnsi="Calibri" w:eastAsia="Calibri"/>
-          <w:b/>
-          <w:i w:val="0"/>
-          <w:color w:val="004E8C"/>
-          <w:sz w:val="24"/>
+          <w:sz w:val="20"/>
         </w:rPr>
-        <w:t>D. Muzey, arxiv və kitabxana materialları</w:t>
       </w:r>
     </w:p>
     <w:p>
       <w:pPr>
-        <w:spacing w:after="80"/>
-        <w:ind w:left="360"/>
+        <w:pStyle w:val="Heading2"/>
+        <w:widowControl/>
       </w:pPr>
       <w:r>
         <w:rPr>
-          <w:rFonts w:ascii="Calibri" w:hAnsi="Calibri" w:eastAsia="Calibri"/>
-          <w:b w:val="0"/>
-          <w:i w:val="0"/>
-          <w:sz w:val="22"/>
+          <w:sz w:val="20"/>
         </w:rPr>
-        <w:t>1. British Library. Qutenberq Bibliyası.</w:t>
+        <w:t>D Muzey arxiv və kitabxana materialları</w:t>
       </w:r>
+    </w:p>
+    <w:p>
+      <w:pPr>
+        <w:widowControl/>
+      </w:pPr>
       <w:r>
         <w:rPr>
-          <w:rFonts w:ascii="Calibri" w:hAnsi="Calibri" w:eastAsia="Calibri"/>
-          <w:b w:val="0"/>
-          <w:i w:val="0"/>
-          <w:sz w:val="22"/>
+          <w:sz w:val="20"/>
         </w:rPr>
-        <w:t xml:space="preserve"> </w:t>
+        <w:t xml:space="preserve">1. British Library. Gutenberg Bible. </w:t>
       </w:r>
       <w:hyperlink r:id="rId10">
         <w:r>
           <w:rPr>
-            <w:rFonts w:ascii="Calibri" w:hAnsi="Calibri" w:eastAsia="Calibri"/>
-            <w:b w:val="0"/>
-            <w:i w:val="0"/>
-            <w:sz w:val="22"/>
-            <w:color w:val="0563C1"/>
-            <w:u w:val="single"/>
+            <w:sz w:val="20"/>
           </w:rPr>
           <w:t>https://www.bl.uk/collection-items/gutenberg-bible</w:t>
         </w:r>
       </w:hyperlink>
+      <w:r>
+        <w:rPr>
+          <w:sz w:val="20"/>
+        </w:rPr>
+      </w:r>
     </w:p>
     <w:p>
       <w:pPr>
-        <w:spacing w:after="80"/>
-        <w:ind w:left="360"/>
+        <w:widowControl/>
       </w:pPr>
       <w:r>
         <w:rPr>
-          <w:rFonts w:ascii="Calibri" w:hAnsi="Calibri" w:eastAsia="Calibri"/>
-          <w:b w:val="0"/>
-          <w:i w:val="0"/>
-          <w:sz w:val="22"/>
+          <w:sz w:val="20"/>
         </w:rPr>
-        <w:t>2. Gutenberg-Museum Mainz.</w:t>
-      </w:r>
-      <w:r>
-        <w:rPr>
-          <w:rFonts w:ascii="Calibri" w:hAnsi="Calibri" w:eastAsia="Calibri"/>
-          <w:b w:val="0"/>
-          <w:i w:val="0"/>
-          <w:sz w:val="22"/>
-        </w:rPr>
-        <w:t xml:space="preserve"> </w:t>
+        <w:t xml:space="preserve">2. Gutenberg-Museum Mainz. </w:t>
       </w:r>
       <w:hyperlink r:id="rId11">
         <w:r>
           <w:rPr>
-            <w:rFonts w:ascii="Calibri" w:hAnsi="Calibri" w:eastAsia="Calibri"/>
-            <w:b w:val="0"/>
-            <w:i w:val="0"/>
-            <w:sz w:val="22"/>
-            <w:color w:val="0563C1"/>
-            <w:u w:val="single"/>
+            <w:sz w:val="20"/>
           </w:rPr>
           <w:t>https://www.gutenberg-museum.de/</w:t>
         </w:r>
       </w:hyperlink>
+      <w:r>
+        <w:rPr>
+          <w:sz w:val="20"/>
+        </w:rPr>
+      </w:r>
     </w:p>
     <w:sectPr>
-      <w:pgSz w:w="12240" w:h="15840"/>
-      <w:pgMar w:top="1296" w:right="1440" w:bottom="1296" w:left="1440" w:header="720" w:footer="720" w:gutter="0"/>
+      <w:footerReference w:type="default" r:id="rId12"/>
+      <w:pgSz w:w="11906" w:h="16838"/>
+      <w:pgMar w:top="1020" w:right="1134" w:bottom="1020" w:left="1134" w:header="720" w:footer="720" w:gutter="0"/>
       <w:cols w:space="720"/>
       <w:docGrid w:linePitch="360"/>
     </w:sectPr>
   </w:body>
 </w:document>
+</file>
+
+<file path=word/footer1.xml><?xml version="1.0" encoding="utf-8"?>
+<w:ftr xmlns:m="http://schemas.openxmlformats.org/officeDocument/2006/math" xmlns:mc="http://schemas.openxmlformats.org/markup-compatibility/2006" xmlns:mo="http://schemas.microsoft.com/office/mac/office/2008/main" xmlns:mv="urn:schemas-microsoft-com:mac:vml" xmlns:o="urn:schemas-microsoft-com:office:office" xmlns:r="http://schemas.openxmlformats.org/officeDocument/2006/relationships" xmlns:v="urn:schemas-microsoft-com:vml" xmlns:w10="urn:schemas-microsoft-com:office:word" xmlns:w14="http://schemas.microsoft.com/office/word/2010/wordml" xmlns:w="http://schemas.openxmlformats.org/wordprocessingml/2006/main" xmlns:wne="http://schemas.microsoft.com/office/word/2006/wordml" xmlns:wp14="http://schemas.microsoft.com/office/word/2010/wordprocessingDrawing" xmlns:wp="http://schemas.openxmlformats.org/drawingml/2006/wordprocessingDrawing" xmlns:wpc="http://schemas.microsoft.com/office/word/2010/wordprocessingCanvas" xmlns:wpg="http://schemas.microsoft.com/office/word/2010/wordprocessingGroup" xmlns:wpi="http://schemas.microsoft.com/office/word/2010/wordprocessingInk" xmlns:wps="http://schemas.microsoft.com/office/word/2010/wordprocessingShape" mc:Ignorable="w14 wp14">
+  <w:p>
+    <w:pPr>
+      <w:pStyle w:val="Footer"/>
+      <w:jc w:val="right"/>
+    </w:pPr>
+    <w:fldSimple w:instr="PAGE"/>
+  </w:p>
+</w:ftr>
 </file>
 
 <file path=word/numbering.xml><?xml version="1.0" encoding="utf-8"?>
@@ -735,7 +558,7 @@
   <w:docDefaults>
     <w:rPrDefault>
       <w:rPr>
-        <w:rFonts w:asciiTheme="minorHAnsi" w:eastAsiaTheme="minorEastAsia" w:hAnsiTheme="minorHAnsi" w:cstheme="minorBidi"/>
+        <w:rFonts/>
         <w:sz w:val="22"/>
         <w:szCs w:val="22"/>
         <w:lang w:val="en-US" w:eastAsia="en-US" w:bidi="ar-SA"/>
@@ -890,6 +713,15 @@
     <w:name w:val="Normal"/>
     <w:qFormat/>
     <w:rsid w:val="00FC693F"/>
+    <w:pPr>
+      <w:spacing w:after="120" w:line="259" w:lineRule="auto"/>
+    </w:pPr>
+    <w:rPr>
+      <w:rFonts w:ascii="Times New Roman" w:hAnsi="Times New Roman"/>
+      <w:color w:val="000000"/>
+      <w:sz w:val="24"/>
+      <w:lang w:val="az-Latn-AZ"/>
+    </w:rPr>
   </w:style>
   <w:style w:type="paragraph" w:styleId="Header">
     <w:name w:val="header"/>
@@ -946,16 +778,17 @@
     <w:pPr>
       <w:keepNext/>
       <w:keepLines/>
-      <w:spacing w:before="480" w:after="0"/>
+      <w:spacing w:before="480" w:after="120" w:line="259" w:lineRule="auto"/>
       <w:outlineLvl w:val="0"/>
     </w:pPr>
     <w:rPr>
-      <w:rFonts w:asciiTheme="majorHAnsi" w:eastAsiaTheme="majorEastAsia" w:hAnsiTheme="majorHAnsi" w:cstheme="majorBidi"/>
+      <w:rFonts w:ascii="Times New Roman" w:hAnsi="Times New Roman"/>
       <w:b/>
       <w:bCs/>
-      <w:color w:val="365F91" w:themeColor="accent1" w:themeShade="BF"/>
-      <w:sz w:val="28"/>
+      <w:color w:val="000000"/>
+      <w:sz w:val="26"/>
       <w:szCs w:val="28"/>
+      <w:lang w:val="az-Latn-AZ"/>
     </w:rPr>
   </w:style>
   <w:style w:type="paragraph" w:styleId="Heading2">
@@ -970,16 +803,17 @@
     <w:pPr>
       <w:keepNext/>
       <w:keepLines/>
-      <w:spacing w:before="200" w:after="0"/>
+      <w:spacing w:before="200" w:after="120" w:line="259" w:lineRule="auto"/>
       <w:outlineLvl w:val="1"/>
     </w:pPr>
     <w:rPr>
-      <w:rFonts w:asciiTheme="majorHAnsi" w:eastAsiaTheme="majorEastAsia" w:hAnsiTheme="majorHAnsi" w:cstheme="majorBidi"/>
+      <w:rFonts w:ascii="Times New Roman" w:hAnsi="Times New Roman"/>
       <w:b/>
       <w:bCs/>
-      <w:color w:val="4F81BD" w:themeColor="accent1"/>
+      <w:color w:val="000000"/>
       <w:sz w:val="26"/>
       <w:szCs w:val="26"/>
+      <w:lang w:val="az-Latn-AZ"/>
     </w:rPr>
   </w:style>
   <w:style w:type="paragraph" w:styleId="Heading3">
@@ -998,7 +832,7 @@
       <w:outlineLvl w:val="2"/>
     </w:pPr>
     <w:rPr>
-      <w:rFonts w:asciiTheme="majorHAnsi" w:eastAsiaTheme="majorEastAsia" w:hAnsiTheme="majorHAnsi" w:cstheme="majorBidi"/>
+      <w:rFonts/>
       <w:b/>
       <w:bCs/>
       <w:color w:val="4F81BD" w:themeColor="accent1"/>
@@ -1021,7 +855,7 @@
       <w:outlineLvl w:val="3"/>
     </w:pPr>
     <w:rPr>
-      <w:rFonts w:asciiTheme="majorHAnsi" w:eastAsiaTheme="majorEastAsia" w:hAnsiTheme="majorHAnsi" w:cstheme="majorBidi"/>
+      <w:rFonts/>
       <w:b/>
       <w:bCs/>
       <w:i/>
@@ -1046,7 +880,7 @@
       <w:outlineLvl w:val="4"/>
     </w:pPr>
     <w:rPr>
-      <w:rFonts w:asciiTheme="majorHAnsi" w:eastAsiaTheme="majorEastAsia" w:hAnsiTheme="majorHAnsi" w:cstheme="majorBidi"/>
+      <w:rFonts/>
       <w:color w:val="243F60" w:themeColor="accent1" w:themeShade="7F"/>
     </w:rPr>
   </w:style>
@@ -1067,7 +901,7 @@
       <w:outlineLvl w:val="5"/>
     </w:pPr>
     <w:rPr>
-      <w:rFonts w:asciiTheme="majorHAnsi" w:eastAsiaTheme="majorEastAsia" w:hAnsiTheme="majorHAnsi" w:cstheme="majorBidi"/>
+      <w:rFonts/>
       <w:i/>
       <w:iCs/>
       <w:color w:val="243F60" w:themeColor="accent1" w:themeShade="7F"/>
@@ -1090,7 +924,7 @@
       <w:outlineLvl w:val="6"/>
     </w:pPr>
     <w:rPr>
-      <w:rFonts w:asciiTheme="majorHAnsi" w:eastAsiaTheme="majorEastAsia" w:hAnsiTheme="majorHAnsi" w:cstheme="majorBidi"/>
+      <w:rFonts/>
       <w:i/>
       <w:iCs/>
       <w:color w:val="404040" w:themeColor="text1" w:themeTint="BF"/>
@@ -1113,7 +947,7 @@
       <w:outlineLvl w:val="7"/>
     </w:pPr>
     <w:rPr>
-      <w:rFonts w:asciiTheme="majorHAnsi" w:eastAsiaTheme="majorEastAsia" w:hAnsiTheme="majorHAnsi" w:cstheme="majorBidi"/>
+      <w:rFonts/>
       <w:color w:val="4F81BD" w:themeColor="accent1"/>
       <w:sz w:val="20"/>
       <w:szCs w:val="20"/>
@@ -1136,7 +970,7 @@
       <w:outlineLvl w:val="8"/>
     </w:pPr>
     <w:rPr>
-      <w:rFonts w:asciiTheme="majorHAnsi" w:eastAsiaTheme="majorEastAsia" w:hAnsiTheme="majorHAnsi" w:cstheme="majorBidi"/>
+      <w:rFonts/>
       <w:i/>
       <w:iCs/>
       <w:color w:val="404040" w:themeColor="text1" w:themeTint="BF"/>
@@ -1187,7 +1021,7 @@
     <w:uiPriority w:val="9"/>
     <w:rsid w:val="00FC693F"/>
     <w:rPr>
-      <w:rFonts w:asciiTheme="majorHAnsi" w:eastAsiaTheme="majorEastAsia" w:hAnsiTheme="majorHAnsi" w:cstheme="majorBidi"/>
+      <w:rFonts/>
       <w:b/>
       <w:bCs/>
       <w:color w:val="365F91" w:themeColor="accent1" w:themeShade="BF"/>
@@ -1202,7 +1036,7 @@
     <w:uiPriority w:val="9"/>
     <w:rsid w:val="00FC693F"/>
     <w:rPr>
-      <w:rFonts w:asciiTheme="majorHAnsi" w:eastAsiaTheme="majorEastAsia" w:hAnsiTheme="majorHAnsi" w:cstheme="majorBidi"/>
+      <w:rFonts/>
       <w:b/>
       <w:bCs/>
       <w:color w:val="4F81BD" w:themeColor="accent1"/>
@@ -1217,7 +1051,7 @@
     <w:uiPriority w:val="9"/>
     <w:rsid w:val="00FC693F"/>
     <w:rPr>
-      <w:rFonts w:asciiTheme="majorHAnsi" w:eastAsiaTheme="majorEastAsia" w:hAnsiTheme="majorHAnsi" w:cstheme="majorBidi"/>
+      <w:rFonts/>
       <w:b/>
       <w:bCs/>
       <w:color w:val="4F81BD" w:themeColor="accent1"/>
@@ -1232,19 +1066,17 @@
     <w:qFormat/>
     <w:rsid w:val="00FC693F"/>
     <w:pPr>
-      <w:pBdr>
-        <w:bottom w:val="single" w:sz="8" w:space="4" w:color="4F81BD" w:themeColor="accent1"/>
-      </w:pBdr>
-      <w:spacing w:after="300" w:line="240" w:lineRule="auto"/>
+      <w:spacing w:after="120" w:line="259" w:lineRule="auto"/>
       <w:contextualSpacing/>
     </w:pPr>
     <w:rPr>
-      <w:rFonts w:asciiTheme="majorHAnsi" w:eastAsiaTheme="majorEastAsia" w:hAnsiTheme="majorHAnsi" w:cstheme="majorBidi"/>
-      <w:color w:val="17365D" w:themeColor="text2" w:themeShade="BF"/>
+      <w:rFonts w:ascii="Times New Roman" w:hAnsi="Times New Roman"/>
+      <w:color w:val="000000"/>
       <w:spacing w:val="5"/>
       <w:kern w:val="28"/>
-      <w:sz w:val="52"/>
+      <w:sz w:val="40"/>
       <w:szCs w:val="52"/>
+      <w:lang w:val="az-Latn-AZ"/>
     </w:rPr>
   </w:style>
   <w:style w:type="character" w:customStyle="1" w:styleId="TitleChar">
@@ -1254,7 +1086,7 @@
     <w:uiPriority w:val="10"/>
     <w:rsid w:val="00FC693F"/>
     <w:rPr>
-      <w:rFonts w:asciiTheme="majorHAnsi" w:eastAsiaTheme="majorEastAsia" w:hAnsiTheme="majorHAnsi" w:cstheme="majorBidi"/>
+      <w:rFonts/>
       <w:color w:val="17365D" w:themeColor="text2" w:themeShade="BF"/>
       <w:spacing w:val="5"/>
       <w:kern w:val="28"/>
@@ -1276,7 +1108,7 @@
       </w:numPr>
     </w:pPr>
     <w:rPr>
-      <w:rFonts w:asciiTheme="majorHAnsi" w:eastAsiaTheme="majorEastAsia" w:hAnsiTheme="majorHAnsi" w:cstheme="majorBidi"/>
+      <w:rFonts/>
       <w:i/>
       <w:iCs/>
       <w:color w:val="4F81BD" w:themeColor="accent1"/>
@@ -1292,7 +1124,7 @@
     <w:uiPriority w:val="11"/>
     <w:rsid w:val="00FC693F"/>
     <w:rPr>
-      <w:rFonts w:asciiTheme="majorHAnsi" w:eastAsiaTheme="majorEastAsia" w:hAnsiTheme="majorHAnsi" w:cstheme="majorBidi"/>
+      <w:rFonts/>
       <w:i/>
       <w:iCs/>
       <w:color w:val="4F81BD" w:themeColor="accent1"/>
@@ -1417,8 +1249,15 @@
       <w:numPr>
         <w:numId w:val="1"/>
       </w:numPr>
+      <w:spacing w:after="120" w:line="259" w:lineRule="auto"/>
       <w:contextualSpacing/>
     </w:pPr>
+    <w:rPr>
+      <w:rFonts w:ascii="Times New Roman" w:hAnsi="Times New Roman"/>
+      <w:color w:val="000000"/>
+      <w:sz w:val="24"/>
+      <w:lang w:val="az-Latn-AZ"/>
+    </w:rPr>
   </w:style>
   <w:style w:type="paragraph" w:styleId="ListBullet2">
     <w:name w:val="List Bullet 2"/>
@@ -1590,7 +1429,7 @@
     <w:semiHidden/>
     <w:rsid w:val="00FC693F"/>
     <w:rPr>
-      <w:rFonts w:asciiTheme="majorHAnsi" w:eastAsiaTheme="majorEastAsia" w:hAnsiTheme="majorHAnsi" w:cstheme="majorBidi"/>
+      <w:rFonts/>
       <w:b/>
       <w:bCs/>
       <w:i/>
@@ -1606,7 +1445,7 @@
     <w:semiHidden/>
     <w:rsid w:val="00FC693F"/>
     <w:rPr>
-      <w:rFonts w:asciiTheme="majorHAnsi" w:eastAsiaTheme="majorEastAsia" w:hAnsiTheme="majorHAnsi" w:cstheme="majorBidi"/>
+      <w:rFonts/>
       <w:color w:val="243F60" w:themeColor="accent1" w:themeShade="7F"/>
     </w:rPr>
   </w:style>
@@ -1618,7 +1457,7 @@
     <w:semiHidden/>
     <w:rsid w:val="00FC693F"/>
     <w:rPr>
-      <w:rFonts w:asciiTheme="majorHAnsi" w:eastAsiaTheme="majorEastAsia" w:hAnsiTheme="majorHAnsi" w:cstheme="majorBidi"/>
+      <w:rFonts/>
       <w:i/>
       <w:iCs/>
       <w:color w:val="243F60" w:themeColor="accent1" w:themeShade="7F"/>
@@ -1632,7 +1471,7 @@
     <w:semiHidden/>
     <w:rsid w:val="00FC693F"/>
     <w:rPr>
-      <w:rFonts w:asciiTheme="majorHAnsi" w:eastAsiaTheme="majorEastAsia" w:hAnsiTheme="majorHAnsi" w:cstheme="majorBidi"/>
+      <w:rFonts/>
       <w:i/>
       <w:iCs/>
       <w:color w:val="404040" w:themeColor="text1" w:themeTint="BF"/>
@@ -1646,7 +1485,7 @@
     <w:semiHidden/>
     <w:rsid w:val="00FC693F"/>
     <w:rPr>
-      <w:rFonts w:asciiTheme="majorHAnsi" w:eastAsiaTheme="majorEastAsia" w:hAnsiTheme="majorHAnsi" w:cstheme="majorBidi"/>
+      <w:rFonts/>
       <w:color w:val="4F81BD" w:themeColor="accent1"/>
       <w:sz w:val="20"/>
       <w:szCs w:val="20"/>
@@ -1660,7 +1499,7 @@
     <w:semiHidden/>
     <w:rsid w:val="00FC693F"/>
     <w:rPr>
-      <w:rFonts w:asciiTheme="majorHAnsi" w:eastAsiaTheme="majorEastAsia" w:hAnsiTheme="majorHAnsi" w:cstheme="majorBidi"/>
+      <w:rFonts/>
       <w:i/>
       <w:iCs/>
       <w:color w:val="404040" w:themeColor="text1" w:themeTint="BF"/>
@@ -1719,9 +1558,6 @@
     <w:qFormat/>
     <w:rsid w:val="00FC693F"/>
     <w:pPr>
-      <w:pBdr>
-        <w:bottom w:val="single" w:sz="4" w:space="4" w:color="4F81BD" w:themeColor="accent1"/>
-      </w:pBdr>
       <w:spacing w:before="200" w:after="280"/>
       <w:ind w:left="936" w:right="936"/>
     </w:pPr>
@@ -3249,7 +3085,7 @@
         <w:spacing w:before="0" w:after="0" w:line="240" w:lineRule="auto"/>
       </w:pPr>
       <w:rPr>
-        <w:rFonts w:asciiTheme="majorHAnsi" w:eastAsiaTheme="majorEastAsia" w:hAnsiTheme="majorHAnsi" w:cstheme="majorBidi"/>
+        <w:rFonts/>
         <w:b/>
         <w:bCs/>
       </w:rPr>
@@ -3270,7 +3106,7 @@
         <w:spacing w:before="0" w:after="0" w:line="240" w:lineRule="auto"/>
       </w:pPr>
       <w:rPr>
-        <w:rFonts w:asciiTheme="majorHAnsi" w:eastAsiaTheme="majorEastAsia" w:hAnsiTheme="majorHAnsi" w:cstheme="majorBidi"/>
+        <w:rFonts/>
         <w:b/>
         <w:bCs/>
       </w:rPr>
@@ -3288,14 +3124,14 @@
     </w:tblStylePr>
     <w:tblStylePr w:type="firstCol">
       <w:rPr>
-        <w:rFonts w:asciiTheme="majorHAnsi" w:eastAsiaTheme="majorEastAsia" w:hAnsiTheme="majorHAnsi" w:cstheme="majorBidi"/>
+        <w:rFonts/>
         <w:b/>
         <w:bCs/>
       </w:rPr>
     </w:tblStylePr>
     <w:tblStylePr w:type="lastCol">
       <w:rPr>
-        <w:rFonts w:asciiTheme="majorHAnsi" w:eastAsiaTheme="majorEastAsia" w:hAnsiTheme="majorHAnsi" w:cstheme="majorBidi"/>
+        <w:rFonts/>
         <w:b/>
         <w:bCs/>
       </w:rPr>
@@ -3379,7 +3215,7 @@
         <w:spacing w:before="0" w:after="0" w:line="240" w:lineRule="auto"/>
       </w:pPr>
       <w:rPr>
-        <w:rFonts w:asciiTheme="majorHAnsi" w:eastAsiaTheme="majorEastAsia" w:hAnsiTheme="majorHAnsi" w:cstheme="majorBidi"/>
+        <w:rFonts/>
         <w:b/>
         <w:bCs/>
       </w:rPr>
@@ -3400,7 +3236,7 @@
         <w:spacing w:before="0" w:after="0" w:line="240" w:lineRule="auto"/>
       </w:pPr>
       <w:rPr>
-        <w:rFonts w:asciiTheme="majorHAnsi" w:eastAsiaTheme="majorEastAsia" w:hAnsiTheme="majorHAnsi" w:cstheme="majorBidi"/>
+        <w:rFonts/>
         <w:b/>
         <w:bCs/>
       </w:rPr>
@@ -3418,14 +3254,14 @@
     </w:tblStylePr>
     <w:tblStylePr w:type="firstCol">
       <w:rPr>
-        <w:rFonts w:asciiTheme="majorHAnsi" w:eastAsiaTheme="majorEastAsia" w:hAnsiTheme="majorHAnsi" w:cstheme="majorBidi"/>
+        <w:rFonts/>
         <w:b/>
         <w:bCs/>
       </w:rPr>
     </w:tblStylePr>
     <w:tblStylePr w:type="lastCol">
       <w:rPr>
-        <w:rFonts w:asciiTheme="majorHAnsi" w:eastAsiaTheme="majorEastAsia" w:hAnsiTheme="majorHAnsi" w:cstheme="majorBidi"/>
+        <w:rFonts/>
         <w:b/>
         <w:bCs/>
       </w:rPr>
@@ -3509,7 +3345,7 @@
         <w:spacing w:before="0" w:after="0" w:line="240" w:lineRule="auto"/>
       </w:pPr>
       <w:rPr>
-        <w:rFonts w:asciiTheme="majorHAnsi" w:eastAsiaTheme="majorEastAsia" w:hAnsiTheme="majorHAnsi" w:cstheme="majorBidi"/>
+        <w:rFonts/>
         <w:b/>
         <w:bCs/>
       </w:rPr>
@@ -3530,7 +3366,7 @@
         <w:spacing w:before="0" w:after="0" w:line="240" w:lineRule="auto"/>
       </w:pPr>
       <w:rPr>
-        <w:rFonts w:asciiTheme="majorHAnsi" w:eastAsiaTheme="majorEastAsia" w:hAnsiTheme="majorHAnsi" w:cstheme="majorBidi"/>
+        <w:rFonts/>
         <w:b/>
         <w:bCs/>
       </w:rPr>
@@ -3548,14 +3384,14 @@
     </w:tblStylePr>
     <w:tblStylePr w:type="firstCol">
       <w:rPr>
-        <w:rFonts w:asciiTheme="majorHAnsi" w:eastAsiaTheme="majorEastAsia" w:hAnsiTheme="majorHAnsi" w:cstheme="majorBidi"/>
+        <w:rFonts/>
         <w:b/>
         <w:bCs/>
       </w:rPr>
     </w:tblStylePr>
     <w:tblStylePr w:type="lastCol">
       <w:rPr>
-        <w:rFonts w:asciiTheme="majorHAnsi" w:eastAsiaTheme="majorEastAsia" w:hAnsiTheme="majorHAnsi" w:cstheme="majorBidi"/>
+        <w:rFonts/>
         <w:b/>
         <w:bCs/>
       </w:rPr>
@@ -3639,7 +3475,7 @@
         <w:spacing w:before="0" w:after="0" w:line="240" w:lineRule="auto"/>
       </w:pPr>
       <w:rPr>
-        <w:rFonts w:asciiTheme="majorHAnsi" w:eastAsiaTheme="majorEastAsia" w:hAnsiTheme="majorHAnsi" w:cstheme="majorBidi"/>
+        <w:rFonts/>
         <w:b/>
         <w:bCs/>
       </w:rPr>
@@ -3660,7 +3496,7 @@
         <w:spacing w:before="0" w:after="0" w:line="240" w:lineRule="auto"/>
       </w:pPr>
       <w:rPr>
-        <w:rFonts w:asciiTheme="majorHAnsi" w:eastAsiaTheme="majorEastAsia" w:hAnsiTheme="majorHAnsi" w:cstheme="majorBidi"/>
+        <w:rFonts/>
         <w:b/>
         <w:bCs/>
       </w:rPr>
@@ -3678,14 +3514,14 @@
     </w:tblStylePr>
     <w:tblStylePr w:type="firstCol">
       <w:rPr>
-        <w:rFonts w:asciiTheme="majorHAnsi" w:eastAsiaTheme="majorEastAsia" w:hAnsiTheme="majorHAnsi" w:cstheme="majorBidi"/>
+        <w:rFonts/>
         <w:b/>
         <w:bCs/>
       </w:rPr>
     </w:tblStylePr>
     <w:tblStylePr w:type="lastCol">
       <w:rPr>
-        <w:rFonts w:asciiTheme="majorHAnsi" w:eastAsiaTheme="majorEastAsia" w:hAnsiTheme="majorHAnsi" w:cstheme="majorBidi"/>
+        <w:rFonts/>
         <w:b/>
         <w:bCs/>
       </w:rPr>
@@ -3769,7 +3605,7 @@
         <w:spacing w:before="0" w:after="0" w:line="240" w:lineRule="auto"/>
       </w:pPr>
       <w:rPr>
-        <w:rFonts w:asciiTheme="majorHAnsi" w:eastAsiaTheme="majorEastAsia" w:hAnsiTheme="majorHAnsi" w:cstheme="majorBidi"/>
+        <w:rFonts/>
         <w:b/>
         <w:bCs/>
       </w:rPr>
@@ -3790,7 +3626,7 @@
         <w:spacing w:before="0" w:after="0" w:line="240" w:lineRule="auto"/>
       </w:pPr>
       <w:rPr>
-        <w:rFonts w:asciiTheme="majorHAnsi" w:eastAsiaTheme="majorEastAsia" w:hAnsiTheme="majorHAnsi" w:cstheme="majorBidi"/>
+        <w:rFonts/>
         <w:b/>
         <w:bCs/>
       </w:rPr>
@@ -3808,14 +3644,14 @@
     </w:tblStylePr>
     <w:tblStylePr w:type="firstCol">
       <w:rPr>
-        <w:rFonts w:asciiTheme="majorHAnsi" w:eastAsiaTheme="majorEastAsia" w:hAnsiTheme="majorHAnsi" w:cstheme="majorBidi"/>
+        <w:rFonts/>
         <w:b/>
         <w:bCs/>
       </w:rPr>
     </w:tblStylePr>
     <w:tblStylePr w:type="lastCol">
       <w:rPr>
-        <w:rFonts w:asciiTheme="majorHAnsi" w:eastAsiaTheme="majorEastAsia" w:hAnsiTheme="majorHAnsi" w:cstheme="majorBidi"/>
+        <w:rFonts/>
         <w:b/>
         <w:bCs/>
       </w:rPr>
@@ -3899,7 +3735,7 @@
         <w:spacing w:before="0" w:after="0" w:line="240" w:lineRule="auto"/>
       </w:pPr>
       <w:rPr>
-        <w:rFonts w:asciiTheme="majorHAnsi" w:eastAsiaTheme="majorEastAsia" w:hAnsiTheme="majorHAnsi" w:cstheme="majorBidi"/>
+        <w:rFonts/>
         <w:b/>
         <w:bCs/>
       </w:rPr>
@@ -3920,7 +3756,7 @@
         <w:spacing w:before="0" w:after="0" w:line="240" w:lineRule="auto"/>
       </w:pPr>
       <w:rPr>
-        <w:rFonts w:asciiTheme="majorHAnsi" w:eastAsiaTheme="majorEastAsia" w:hAnsiTheme="majorHAnsi" w:cstheme="majorBidi"/>
+        <w:rFonts/>
         <w:b/>
         <w:bCs/>
       </w:rPr>
@@ -3938,14 +3774,14 @@
     </w:tblStylePr>
     <w:tblStylePr w:type="firstCol">
       <w:rPr>
-        <w:rFonts w:asciiTheme="majorHAnsi" w:eastAsiaTheme="majorEastAsia" w:hAnsiTheme="majorHAnsi" w:cstheme="majorBidi"/>
+        <w:rFonts/>
         <w:b/>
         <w:bCs/>
       </w:rPr>
     </w:tblStylePr>
     <w:tblStylePr w:type="lastCol">
       <w:rPr>
-        <w:rFonts w:asciiTheme="majorHAnsi" w:eastAsiaTheme="majorEastAsia" w:hAnsiTheme="majorHAnsi" w:cstheme="majorBidi"/>
+        <w:rFonts/>
         <w:b/>
         <w:bCs/>
       </w:rPr>
@@ -4029,7 +3865,7 @@
         <w:spacing w:before="0" w:after="0" w:line="240" w:lineRule="auto"/>
       </w:pPr>
       <w:rPr>
-        <w:rFonts w:asciiTheme="majorHAnsi" w:eastAsiaTheme="majorEastAsia" w:hAnsiTheme="majorHAnsi" w:cstheme="majorBidi"/>
+        <w:rFonts/>
         <w:b/>
         <w:bCs/>
       </w:rPr>
@@ -4050,7 +3886,7 @@
         <w:spacing w:before="0" w:after="0" w:line="240" w:lineRule="auto"/>
       </w:pPr>
       <w:rPr>
-        <w:rFonts w:asciiTheme="majorHAnsi" w:eastAsiaTheme="majorEastAsia" w:hAnsiTheme="majorHAnsi" w:cstheme="majorBidi"/>
+        <w:rFonts/>
         <w:b/>
         <w:bCs/>
       </w:rPr>
@@ -4068,14 +3904,14 @@
     </w:tblStylePr>
     <w:tblStylePr w:type="firstCol">
       <w:rPr>
-        <w:rFonts w:asciiTheme="majorHAnsi" w:eastAsiaTheme="majorEastAsia" w:hAnsiTheme="majorHAnsi" w:cstheme="majorBidi"/>
+        <w:rFonts/>
         <w:b/>
         <w:bCs/>
       </w:rPr>
     </w:tblStylePr>
     <w:tblStylePr w:type="lastCol">
       <w:rPr>
-        <w:rFonts w:asciiTheme="majorHAnsi" w:eastAsiaTheme="majorEastAsia" w:hAnsiTheme="majorHAnsi" w:cstheme="majorBidi"/>
+        <w:rFonts/>
         <w:b/>
         <w:bCs/>
       </w:rPr>
@@ -5940,7 +5776,7 @@
     </w:tblPr>
     <w:tblStylePr w:type="firstRow">
       <w:rPr>
-        <w:rFonts w:asciiTheme="majorHAnsi" w:eastAsiaTheme="majorEastAsia" w:hAnsiTheme="majorHAnsi" w:cstheme="majorBidi"/>
+        <w:rFonts/>
       </w:rPr>
       <w:tblPr/>
       <w:tcPr>
@@ -6024,7 +5860,7 @@
     </w:tblPr>
     <w:tblStylePr w:type="firstRow">
       <w:rPr>
-        <w:rFonts w:asciiTheme="majorHAnsi" w:eastAsiaTheme="majorEastAsia" w:hAnsiTheme="majorHAnsi" w:cstheme="majorBidi"/>
+        <w:rFonts/>
       </w:rPr>
       <w:tblPr/>
       <w:tcPr>
@@ -6108,7 +5944,7 @@
     </w:tblPr>
     <w:tblStylePr w:type="firstRow">
       <w:rPr>
-        <w:rFonts w:asciiTheme="majorHAnsi" w:eastAsiaTheme="majorEastAsia" w:hAnsiTheme="majorHAnsi" w:cstheme="majorBidi"/>
+        <w:rFonts/>
       </w:rPr>
       <w:tblPr/>
       <w:tcPr>
@@ -6192,7 +6028,7 @@
     </w:tblPr>
     <w:tblStylePr w:type="firstRow">
       <w:rPr>
-        <w:rFonts w:asciiTheme="majorHAnsi" w:eastAsiaTheme="majorEastAsia" w:hAnsiTheme="majorHAnsi" w:cstheme="majorBidi"/>
+        <w:rFonts/>
       </w:rPr>
       <w:tblPr/>
       <w:tcPr>
@@ -6276,7 +6112,7 @@
     </w:tblPr>
     <w:tblStylePr w:type="firstRow">
       <w:rPr>
-        <w:rFonts w:asciiTheme="majorHAnsi" w:eastAsiaTheme="majorEastAsia" w:hAnsiTheme="majorHAnsi" w:cstheme="majorBidi"/>
+        <w:rFonts/>
       </w:rPr>
       <w:tblPr/>
       <w:tcPr>
@@ -6360,7 +6196,7 @@
     </w:tblPr>
     <w:tblStylePr w:type="firstRow">
       <w:rPr>
-        <w:rFonts w:asciiTheme="majorHAnsi" w:eastAsiaTheme="majorEastAsia" w:hAnsiTheme="majorHAnsi" w:cstheme="majorBidi"/>
+        <w:rFonts/>
       </w:rPr>
       <w:tblPr/>
       <w:tcPr>
@@ -6444,7 +6280,7 @@
     </w:tblPr>
     <w:tblStylePr w:type="firstRow">
       <w:rPr>
-        <w:rFonts w:asciiTheme="majorHAnsi" w:eastAsiaTheme="majorEastAsia" w:hAnsiTheme="majorHAnsi" w:cstheme="majorBidi"/>
+        <w:rFonts/>
       </w:rPr>
       <w:tblPr/>
       <w:tcPr>
@@ -6509,7 +6345,7 @@
       <w:spacing w:after="0" w:line="240" w:lineRule="auto"/>
     </w:pPr>
     <w:rPr>
-      <w:rFonts w:asciiTheme="majorHAnsi" w:eastAsiaTheme="majorEastAsia" w:hAnsiTheme="majorHAnsi" w:cstheme="majorBidi"/>
+      <w:rFonts/>
       <w:color w:val="000000" w:themeColor="text1"/>
     </w:rPr>
     <w:tblPr>
@@ -6637,7 +6473,7 @@
       <w:spacing w:after="0" w:line="240" w:lineRule="auto"/>
     </w:pPr>
     <w:rPr>
-      <w:rFonts w:asciiTheme="majorHAnsi" w:eastAsiaTheme="majorEastAsia" w:hAnsiTheme="majorHAnsi" w:cstheme="majorBidi"/>
+      <w:rFonts/>
       <w:color w:val="000000" w:themeColor="text1"/>
     </w:rPr>
     <w:tblPr>
@@ -6765,7 +6601,7 @@
       <w:spacing w:after="0" w:line="240" w:lineRule="auto"/>
     </w:pPr>
     <w:rPr>
-      <w:rFonts w:asciiTheme="majorHAnsi" w:eastAsiaTheme="majorEastAsia" w:hAnsiTheme="majorHAnsi" w:cstheme="majorBidi"/>
+      <w:rFonts/>
       <w:color w:val="000000" w:themeColor="text1"/>
     </w:rPr>
     <w:tblPr>
@@ -6893,7 +6729,7 @@
       <w:spacing w:after="0" w:line="240" w:lineRule="auto"/>
     </w:pPr>
     <w:rPr>
-      <w:rFonts w:asciiTheme="majorHAnsi" w:eastAsiaTheme="majorEastAsia" w:hAnsiTheme="majorHAnsi" w:cstheme="majorBidi"/>
+      <w:rFonts/>
       <w:color w:val="000000" w:themeColor="text1"/>
     </w:rPr>
     <w:tblPr>
@@ -7021,7 +6857,7 @@
       <w:spacing w:after="0" w:line="240" w:lineRule="auto"/>
     </w:pPr>
     <w:rPr>
-      <w:rFonts w:asciiTheme="majorHAnsi" w:eastAsiaTheme="majorEastAsia" w:hAnsiTheme="majorHAnsi" w:cstheme="majorBidi"/>
+      <w:rFonts/>
       <w:color w:val="000000" w:themeColor="text1"/>
     </w:rPr>
     <w:tblPr>
@@ -7149,7 +6985,7 @@
       <w:spacing w:after="0" w:line="240" w:lineRule="auto"/>
     </w:pPr>
     <w:rPr>
-      <w:rFonts w:asciiTheme="majorHAnsi" w:eastAsiaTheme="majorEastAsia" w:hAnsiTheme="majorHAnsi" w:cstheme="majorBidi"/>
+      <w:rFonts/>
       <w:color w:val="000000" w:themeColor="text1"/>
     </w:rPr>
     <w:tblPr>
@@ -7277,7 +7113,7 @@
       <w:spacing w:after="0" w:line="240" w:lineRule="auto"/>
     </w:pPr>
     <w:rPr>
-      <w:rFonts w:asciiTheme="majorHAnsi" w:eastAsiaTheme="majorEastAsia" w:hAnsiTheme="majorHAnsi" w:cstheme="majorBidi"/>
+      <w:rFonts/>
       <w:color w:val="000000" w:themeColor="text1"/>
     </w:rPr>
     <w:tblPr>
@@ -7916,7 +7752,7 @@
       <w:spacing w:after="0" w:line="240" w:lineRule="auto"/>
     </w:pPr>
     <w:rPr>
-      <w:rFonts w:asciiTheme="majorHAnsi" w:eastAsiaTheme="majorEastAsia" w:hAnsiTheme="majorHAnsi" w:cstheme="majorBidi"/>
+      <w:rFonts/>
       <w:color w:val="000000" w:themeColor="text1"/>
     </w:rPr>
     <w:tblPr>
@@ -8041,7 +7877,7 @@
       <w:spacing w:after="0" w:line="240" w:lineRule="auto"/>
     </w:pPr>
     <w:rPr>
-      <w:rFonts w:asciiTheme="majorHAnsi" w:eastAsiaTheme="majorEastAsia" w:hAnsiTheme="majorHAnsi" w:cstheme="majorBidi"/>
+      <w:rFonts/>
       <w:color w:val="000000" w:themeColor="text1"/>
     </w:rPr>
     <w:tblPr>
@@ -8166,7 +8002,7 @@
       <w:spacing w:after="0" w:line="240" w:lineRule="auto"/>
     </w:pPr>
     <w:rPr>
-      <w:rFonts w:asciiTheme="majorHAnsi" w:eastAsiaTheme="majorEastAsia" w:hAnsiTheme="majorHAnsi" w:cstheme="majorBidi"/>
+      <w:rFonts/>
       <w:color w:val="000000" w:themeColor="text1"/>
     </w:rPr>
     <w:tblPr>
@@ -8291,7 +8127,7 @@
       <w:spacing w:after="0" w:line="240" w:lineRule="auto"/>
     </w:pPr>
     <w:rPr>
-      <w:rFonts w:asciiTheme="majorHAnsi" w:eastAsiaTheme="majorEastAsia" w:hAnsiTheme="majorHAnsi" w:cstheme="majorBidi"/>
+      <w:rFonts/>
       <w:color w:val="000000" w:themeColor="text1"/>
     </w:rPr>
     <w:tblPr>
@@ -8416,7 +8252,7 @@
       <w:spacing w:after="0" w:line="240" w:lineRule="auto"/>
     </w:pPr>
     <w:rPr>
-      <w:rFonts w:asciiTheme="majorHAnsi" w:eastAsiaTheme="majorEastAsia" w:hAnsiTheme="majorHAnsi" w:cstheme="majorBidi"/>
+      <w:rFonts/>
       <w:color w:val="000000" w:themeColor="text1"/>
     </w:rPr>
     <w:tblPr>
@@ -8541,7 +8377,7 @@
       <w:spacing w:after="0" w:line="240" w:lineRule="auto"/>
     </w:pPr>
     <w:rPr>
-      <w:rFonts w:asciiTheme="majorHAnsi" w:eastAsiaTheme="majorEastAsia" w:hAnsiTheme="majorHAnsi" w:cstheme="majorBidi"/>
+      <w:rFonts/>
       <w:color w:val="000000" w:themeColor="text1"/>
     </w:rPr>
     <w:tblPr>
@@ -8666,7 +8502,7 @@
       <w:spacing w:after="0" w:line="240" w:lineRule="auto"/>
     </w:pPr>
     <w:rPr>
-      <w:rFonts w:asciiTheme="majorHAnsi" w:eastAsiaTheme="majorEastAsia" w:hAnsiTheme="majorHAnsi" w:cstheme="majorBidi"/>
+      <w:rFonts/>
       <w:color w:val="000000" w:themeColor="text1"/>
     </w:rPr>
     <w:tblPr>

--- a/az/discovery-articles/1.9 Çap dəzgahı.docx
+++ b/az/discovery-articles/1.9 Çap dəzgahı.docx
@@ -32,7 +32,7 @@
         <w:rPr>
           <w:sz w:val="20"/>
         </w:rPr>
-        <w:t>Dövr: təxminən 1440-cı il (Avropada Qutenberqin yığılan şriftli dəzgahı); təxminən 1040-cı il (Çində yığılan şrift) | Əsas şəxslər: Avropada Yohannes Qutenberq; Çində Bi Şen</w:t>
+        <w:t>Dövr: təxminən 1440-cı il — Avropada Qutenberqin yığılan şriftlə işləyən çap dəzgahı; təxminən 1040-cı il — Çində yığılan şriftin yaranması | Əsas şəxslər: Avropada Yohannes Qutenberq; Çində Bi Şen</w:t>
       </w:r>
     </w:p>
     <w:p>
@@ -40,7 +40,7 @@
         <w:widowControl/>
       </w:pPr>
       <w:r>
-        <w:t>Ayrı-ayrı metal hərflərdən yığılan şriftlə işləyən çap dəzgahı səhifəni əl ilə köçürməkdən qat-qat az zəhmətlə çoxaltmağa imkan verir. XV əsrdə Yohannes Qutenberqin emalatxanası kitabları ucuzlaşdırdı, fikirlərin yayılmasını məhdudlaşdırmağı isə çətinləşdirdi.</w:t>
+        <w:t>Ayrı-ayrı metal hərflərin düzülməsi ilə işləyən çap dəzgahı mətni əl ilə köçürməyə nisbətən qat-qat az zəhmətlə çoxaltmağa imkan verdi. XV əsrdə Yohannes Qutenberqin emalatxanasında tətbiq olunan bu üsul kitabların ucuzlaşmasına və fikirlərin daha geniş yayılmasına yol açdı. Yazılanların yayılmasının qarşısını almaq isə getdikcə çətinləşdi.</w:t>
       </w:r>
     </w:p>
     <w:p>
@@ -58,7 +58,7 @@
         <w:widowControl/>
       </w:pPr>
       <w:r>
-        <w:t>Şərqi Asiyada taxta qəliblə çapdan, Çində isə yığılan şriftdən əsrlərlə əvvəl istifadə olunurdu.</w:t>
+        <w:t>Qutenberqdən əsrlər əvvəl Şərqi Asiyada taxta qəliblərlə, Çində isə ayrı-ayrı işarələrdən yığılan şriftlə çap edirdilər.</w:t>
       </w:r>
     </w:p>
     <w:p>
@@ -67,7 +67,7 @@
         <w:widowControl/>
       </w:pPr>
       <w:r>
-        <w:t>XI əsrdə Bi Şen ayrı-ayrı keramika işarələrindən yığılan şrift hazırladı.</w:t>
+        <w:t>XI əsrdə Bi Şen bişmiş gildən hazırladığı ayrı-ayrı işarələri düzərək mətn yığmaq üsulunu yaratdı.</w:t>
       </w:r>
     </w:p>
     <w:p>
@@ -76,7 +76,7 @@
         <w:widowControl/>
       </w:pPr>
       <w:r>
-        <w:t>Qutenberq təxminən 1440–1450-ci illərdə Maynsda metal şrifti, yağ əsaslı mürəkkəbi və dəzgahı birləşdirdi.</w:t>
+        <w:t>Qutenberq təxminən 1440–1450-ci illərdə Maynsda metal hərfləri, yağ əsaslı çap mürəkkəbini və sıxıcı dəzgahı vahid sistemdə birləşdirdi.</w:t>
       </w:r>
     </w:p>
     <w:p>
@@ -85,7 +85,7 @@
         <w:widowControl/>
       </w:pPr>
       <w:r>
-        <w:t>42 sətirlik Bibliya böyük bir kitabın çoxlu nüsxədə istehsal oluna bildiyini göstərdi.</w:t>
+        <w:t>Onun çap etdiyi 42 sətirlik Bibliya həcmli bir kitabı çoxlu nüsxədə hazırlamağın mümkün olduğunu göstərdi.</w:t>
       </w:r>
     </w:p>
     <w:p>
@@ -94,7 +94,7 @@
         <w:widowControl/>
       </w:pPr>
       <w:r>
-        <w:t>Çap Avropada elmin, xəbərlərin və dini müzakirələrin yayılmasını sürətləndirdi.</w:t>
+        <w:t>Çap Avropada elmi biliklərin və xəbərlərin yayılmasını sürətləndirdi, dini müzakirələrin daha geniş oxucu kütləsinə çatmasına imkan verdi.</w:t>
       </w:r>
     </w:p>
     <w:p>
@@ -103,15 +103,7 @@
         <w:widowControl/>
       </w:pPr>
       <w:r>
-        <w:t>Bu nədir</w:t>
-      </w:r>
-    </w:p>
-    <w:p>
-      <w:pPr>
-        <w:widowControl/>
-      </w:pPr>
-      <w:r>
-        <w:t>Çap dəzgahı mürəkkəblənmiş hərfləri və ya oyma qəlibi kağıza sıxan qurğudur. Yığılan şriftdə hər hərf ayrı bir hissədir və yeni səhifə üçün yenidən düzülə bilər. Səhifə bir dəfə yığıldıqdan sonra gün ərzində çoxlu nüsxə çap etmək olur. Tək əlyazma ilə çoxsaylı tiraj arasındakı fərq budur. Bunu hər səhifə üçün yenidən düzülən möhür dəsti kimi təsəvvür etmək olar. Dəzgah fikir yaratmır, onu çoxaldır.</w:t>
+        <w:t>Bu nədir?</w:t>
       </w:r>
     </w:p>
     <w:p>
@@ -120,15 +112,7 @@
         <w:widowControl/>
       </w:pPr>
       <w:r>
-        <w:t>Kim kəşf edib və ya yaradıb</w:t>
-      </w:r>
-    </w:p>
-    <w:p>
-      <w:pPr>
-        <w:widowControl/>
-      </w:pPr>
-      <w:r>
-        <w:t>XI əsrdə Çində Bi Şen bişmiş gildən yığılan şrift yaratdı; sonralar Koreyada metal şriftdən istifadə olundu. Şərqi Asiyada taxta qəliblə çapın artıq uzun tarixi vardı. Avropada Maynslı Yohannes Qutenberq 1440–1450-ci illərdə davamlı metal hərfləri, uyğun mürəkkəbi və şərabçılıq və ya kağız istehsalı avadanlığından uyğunlaşdırılmış presi birləşdirdi. O, çapı sıfırdan yaratmadı; Avropa əlifbalarına və bazarına uyğun bütöv sistem qurdu.</w:t>
+        <w:t>Çap dəzgahı üzərinə mürəkkəb çəkilmiş hərfləri və ya oyma qəlibi kağıza sıxaraq onların izini çıxaran qurğudur. Yığılan şrift üsulunda hər hərf ayrıca hazırlanır. Bu hərflər yan-yana düzülərək sözləri, sətirləri və bütöv səhifəni əmələ gətirir. Bir səhifənin çapı başa çatdıqdan sonra həmin hərflərlə başqa mətn yığmaq olur.</w:t>
       </w:r>
     </w:p>
     <w:p>
@@ -137,15 +121,70 @@
         <w:widowControl/>
       </w:pPr>
       <w:r>
-        <w:t>Nə vaxt və necə yaranıb</w:t>
+        <w:t>Səhifə bir dəfə yığıldıqda onu gün ərzində çoxlu nüsxədə çap etmək mümkündür. Beləcə, hər nüsxəni yenidən əl ilə köçürməyə ehtiyac qalmır. Bu üsulu hər səhifə üçün yenidən düzülən kiçik möhürlər toplusuna bənzətmək olar. Dəzgah fikri yaratmır, yazılmış fikri çoxaldıb daha çox oxucuya çatdırır.</w:t>
       </w:r>
     </w:p>
     <w:p>
       <w:pPr>
+        <w:pStyle w:val="Heading1"/>
         <w:widowControl/>
       </w:pPr>
       <w:r>
-        <w:t>Qutenberqin məşhur 42 sətirlik Bibliyası təxminən 1455-ci ildə nəşr olundu. Bir neçə onillik ərzində Avropanın müxtəlif şəhərlərində çap dəzgahları yarandı. Mətnlərə tələbat, kağızın əlçatanlığı və metal ustalığının inkişafı buna kömək etdi. Hərflərinin sayı nisbətən az olan əlifba yığılan şriftə xüsusilə uyğun idi. Müharibələr və ticarət çap kitablarını tək bir emalatxananın çata biləcəyindən daha uzaqlara apardı.</w:t>
+        <w:t>Kim yaradıb?</w:t>
+      </w:r>
+    </w:p>
+    <w:p>
+      <w:pPr>
+        <w:pStyle w:val="Heading1"/>
+        <w:widowControl/>
+      </w:pPr>
+      <w:r>
+        <w:t>XI əsrdə Çində Bi Şen bişmiş gildən hazırlanan işarələrlə mətn yığmaq üsulunu yaratdı. Sonralar Koreyada metal şriftdən də istifadə olundu. Həmin vaxt Şərqi Asiyada taxta qəliblə çapın artıq uzun tarixi vardı.</w:t>
+      </w:r>
+    </w:p>
+    <w:p>
+      <w:pPr>
+        <w:pStyle w:val="Heading1"/>
+        <w:widowControl/>
+      </w:pPr>
+      <w:r>
+        <w:t>Avropada isə Mayns şəhərindən olan Yohannes Qutenberq 1440–1450-ci illərdə təkrar istifadəyə davam gətirən metal hərfləri, onlara uyğun mürəkkəbi və sıxıcı dəzgahı birləşdirdi. Bu dəzgah şərabçılıqda və ya kağız istehsalında işlədilən preslərin uyğunlaşdırılması əsasında hazırlanmışdı.</w:t>
+      </w:r>
+    </w:p>
+    <w:p>
+      <w:pPr>
+        <w:pStyle w:val="Heading1"/>
+        <w:widowControl/>
+      </w:pPr>
+      <w:r>
+        <w:t>Qutenberq çapı ilk dəfə ixtira etməmişdi. Onun mühüm nailiyyəti Avropada işlənən əlifbalara və kitab tələbatına uyğun, bütün hissələri bir-birini tamamlayan çap sistemi qurması idi.</w:t>
+      </w:r>
+    </w:p>
+    <w:p>
+      <w:pPr>
+        <w:pStyle w:val="Heading1"/>
+        <w:widowControl/>
+      </w:pPr>
+      <w:r>
+        <w:t>Nə vaxt və necə yaranıb?</w:t>
+      </w:r>
+    </w:p>
+    <w:p>
+      <w:pPr>
+        <w:pStyle w:val="Heading1"/>
+        <w:widowControl/>
+      </w:pPr>
+      <w:r>
+        <w:t>Qutenberqin məşhur 42 sətirlik Bibliyası təxminən 1455-ci ildə nəşr olundu. Bundan sonrakı bir neçə onillik ərzində Avropanın müxtəlif şəhərlərində mətbəələr açıldı. Oxumaq üçün mətnlərə artan tələbat, kağız əldə etməyin asanlaşması və metal emalı sahəsindəki ustalıq bu yayılmaya kömək etdi.</w:t>
+      </w:r>
+    </w:p>
+    <w:p>
+      <w:pPr>
+        <w:pStyle w:val="Heading1"/>
+        <w:widowControl/>
+      </w:pPr>
+      <w:r>
+        <w:t>Hərflərinin sayı nisbətən az olan əlifbalar yığılan şriftlə çap üçün xüsusilə əlverişli idi. Ticarət əlaqələri və müharibələr nəticəsində çap kitabları bir emalatxananın birbaşa çata biləcəyindən xeyli uzaqlara yayılırdı.</w:t>
       </w:r>
     </w:p>
     <w:p>
@@ -159,10 +198,29 @@
     </w:p>
     <w:p>
       <w:pPr>
+        <w:pStyle w:val="Heading1"/>
         <w:widowControl/>
       </w:pPr>
       <w:r>
-        <w:t>Çap mətnlərin eyni şəkildə yayılmasına imkan verdi: iki oxucu eyni səhifə nömrələrinə baxıb səhvləri aşkar edə bilirdi. Elmi sxemlər, xəritələr və cədvəllər paylaşılırdı. Elizabet Ayzenştayn və başqa tarixçilər çapın Reformasiyada, elmi inqilabda və müasir ictimaiyyətin formalaşmasında dəyişdirici rol oynadığını irəli sürüblər. Dəqiqlik yenə də hərfləri yığan ustadan asılı idi, lakin bir nüsxənin qiyməti kəskin azaldı.</w:t>
+        <w:t>Çap eyni mətnin çoxlu oxucuya eyni şəkildə çatdırılmasına imkan verdi. Müxtəlif yerlərdə yaşayan iki oxucu eyni nəşrin eyni səhifəsinə baxaraq yazılanları müqayisə edə, səhvləri müəyyənləşdirə bilirdi. Elmi sxemləri, xəritələri və cədvəlləri də çoxaldıb yaymaq asanlaşdı.</w:t>
+      </w:r>
+    </w:p>
+    <w:p>
+      <w:pPr>
+        <w:pStyle w:val="Heading1"/>
+        <w:widowControl/>
+      </w:pPr>
+      <w:r>
+        <w:t>Elizabet Ayzenştayn və başqa tarixçilər çapın Reformasiyada — Avropadakı dini islahat hərəkatında, elmi inqilabda və ictimai müzakirələrdə iştirak edən geniş oxucu kütləsinin formalaşmasında mühüm dəyişikliklərə yol açdığını irəli sürüblər.</w:t>
+      </w:r>
+    </w:p>
+    <w:p>
+      <w:pPr>
+        <w:pStyle w:val="Heading1"/>
+        <w:widowControl/>
+      </w:pPr>
+      <w:r>
+        <w:t>Əlbəttə, çap mətnin səhvsiz olacağına zəmanət vermirdi: dəqiqlik yenə də hərfləri yığan ustanın işindən asılı idi. Bununla belə, hər kitab nüsxəsinə düşən xərc xeyli azalmışdı.</w:t>
       </w:r>
     </w:p>
     <w:p>
@@ -176,10 +234,11 @@
     </w:p>
     <w:p>
       <w:pPr>
+        <w:pStyle w:val="Heading1"/>
         <w:widowControl/>
       </w:pPr>
       <w:r>
-        <w:t>Qəzetlər, broşürlər, romanlar və dərsliklər çap dəzgahının yaratdığı imkanlarla yayıldı. Sonra rotasiya dəzgahları, linotip, ofset və rəqəmsal çap yarandı. Bir dəfə hazırlayıb çoxsaylı nüsxəyə çatdırmaq prinsipi yayımda və internetdə də görünür. Kompüterlə nəşrə hazırlıq və lazer printerləri çap imkanını ofislərə gətirdi.</w:t>
+        <w:t>Çap dəzgahı qəzetlərin, kiçik həcmli məlumat və təşviqat nəşrlərinin — broşürlərin, romanların və dərsliklərin geniş yayılmasına şərait yaratdı. Sonralar fırlanan silindrlərlə işləyən rotasiya dəzgahları, sətirləri bütöv şəkildə tökən linotip maşınları, ofset və rəqəmsal çap üsulları meydana çıxdı.</w:t>
       </w:r>
     </w:p>
     <w:p>
@@ -188,15 +247,43 @@
         <w:widowControl/>
       </w:pPr>
       <w:r>
-        <w:t>İnsan həyatını necə dəyişib</w:t>
+        <w:t>Mətni bir dəfə hazırlayıb çoxsaylı oxucuya çatdırmaq prinsipi sonrakı kütləvi yayım vasitələrində və internetdə də özünü göstərir. Mətn və səhifələrin kompüterdə hazırlanması, eləcə də lazer printerləri çap işlərinin bir hissəsini adi ofislərdə görməyə imkan verdi.</w:t>
       </w:r>
     </w:p>
     <w:p>
       <w:pPr>
+        <w:pStyle w:val="Heading1"/>
         <w:widowControl/>
       </w:pPr>
       <w:r>
-        <w:t>Ucuz kitablar savadlanmanı genişləndirdi və oxucu kütləsi yaratdı. Təbliğatın yayılması, senzura mübarizələri və müəlliflik hüququ mübahisələri də artdı. Daha çox insan eyni mətni oxuya bildiyi üçün din, elm və siyasət ətrafında müzakirələr gücləndi. Qəzetlər və sonralar ucuz yumşaq üzlü kitablar gündəlik həyata daxil oldu. Çap insanları öz-özünə daha müdrik etmədi, amma biliyin uzaqlara yayılmasını mümkün etdi.</w:t>
+        <w:t>İnsan həyatını necə dəyişib?</w:t>
+      </w:r>
+    </w:p>
+    <w:p>
+      <w:pPr>
+        <w:pStyle w:val="Heading1"/>
+        <w:widowControl/>
+      </w:pPr>
+      <w:r>
+        <w:t>Kitabların ucuzlaşması daha çox insanın oxuyub-yazmağı öyrənməsinə və geniş oxucu kütləsinin yaranmasına şərait yaratdı. Eyni zamanda təbliğat daha sürətlə yayılmağa başladı, nəşrlərə nəzarət uğrunda mübarizə və müəlliflik hüququ ilə bağlı mübahisələr artdı.</w:t>
+      </w:r>
+    </w:p>
+    <w:p>
+      <w:pPr>
+        <w:pStyle w:val="Heading1"/>
+        <w:widowControl/>
+      </w:pPr>
+      <w:r>
+        <w:t>Daha çox insan eyni mətni oxuduqca din, elm və siyasət haqqında müzakirələr də genişləndi. Qəzetlər, sonralar isə ucuz, yumşaq üzlü kitablar gündəlik həyatın bir hissəsinə çevrildi.</w:t>
+      </w:r>
+    </w:p>
+    <w:p>
+      <w:pPr>
+        <w:pStyle w:val="Heading1"/>
+        <w:widowControl/>
+      </w:pPr>
+      <w:r>
+        <w:t>Çapın yaranması insanları öz-özünə daha müdrik etmədi. Ancaq biliyin az sayda adamın əlində qalmasının qarşısını almağa, uzaqlara yayılıb daha çox insana çatmasına imkan verdi.</w:t>
       </w:r>
     </w:p>
     <w:p>
@@ -217,7 +304,7 @@
         <w:rPr>
           <w:sz w:val="20"/>
         </w:rPr>
-        <w:t>A Kitablar və əsas elmi əsərlər</w:t>
+        <w:t>Kitablar və əsas elmi əsərlər</w:t>
       </w:r>
     </w:p>
     <w:p>
@@ -240,7 +327,7 @@
         <w:rPr>
           <w:sz w:val="20"/>
         </w:rPr>
-        <w:t>C Qurumların materialları və ensiklopedik mənbələr</w:t>
+        <w:t>Qurumların materialları və ensiklopedik mənbələr</w:t>
       </w:r>
     </w:p>
     <w:p>
@@ -276,7 +363,7 @@
         <w:rPr>
           <w:sz w:val="20"/>
         </w:rPr>
-        <w:t>D Muzey arxiv və kitabxana materialları</w:t>
+        <w:t>Muzey arxiv və kitabxana materialları</w:t>
       </w:r>
     </w:p>
     <w:p>
